--- a/t24_s4.docx
+++ b/t24_s4.docx
@@ -3,2168 +3,998 @@
 <w:document xmlns:wpc="http://schemas.microsoft.com/office/word/2010/wordprocessingCanvas" xmlns:mo="http://schemas.microsoft.com/office/mac/office/2008/main" xmlns:mc="http://schemas.openxmlformats.org/markup-compatibility/2006" xmlns:mv="urn:schemas-microsoft-com:mac:vml" xmlns:o="urn:schemas-microsoft-com:office:office" xmlns:r="http://schemas.openxmlformats.org/officeDocument/2006/relationships" xmlns:m="http://schemas.openxmlformats.org/officeDocument/2006/math" xmlns:v="urn:schemas-microsoft-com:vml" xmlns:wp14="http://schemas.microsoft.com/office/word/2010/wordprocessingDrawing" xmlns:wp="http://schemas.openxmlformats.org/drawingml/2006/wordprocessingDrawing" xmlns:w10="urn:schemas-microsoft-com:office:word" xmlns:w="http://schemas.openxmlformats.org/wordprocessingml/2006/main" xmlns:w14="http://schemas.microsoft.com/office/word/2010/wordml" xmlns:wpg="http://schemas.microsoft.com/office/word/2010/wordprocessingGroup" xmlns:wpi="http://schemas.microsoft.com/office/word/2010/wordprocessingInk" xmlns:wne="http://schemas.microsoft.com/office/word/2006/wordml" xmlns:wps="http://schemas.microsoft.com/office/word/2010/wordprocessingShape" mc:Ignorable="w14 wp14">
   <w:body>
     <w:p>
-      <w:pPr>
-        <w:spacing w:after="20" w:before="120"/>
-      </w:pPr>
       <w:r>
-        <w:rPr>
-          <w:b/>
-          <w:sz w:val="22"/>
-        </w:rPr>
-        <w:t>Question: Vascular repair done by which type of sutures?</w:t>
+        <w:t xml:space="preserve">Question: A patient with acute gastroenteritis is being rehydrated with ORS. The nurse should teach the mother to:</w:t>
       </w:r>
     </w:p>
     <w:p>
-      <w:pPr>
-        <w:spacing w:after="0" w:before="0"/>
-      </w:pPr>
       <w:r>
-        <w:rPr>
-          <w:b w:val="0"/>
-          <w:sz w:val="22"/>
-        </w:rPr>
-        <w:t>(a) Ethibond sutures</w:t>
+        <w:t xml:space="preserve">(a) Give ORS after each loose stool and continue feeding</w:t>
       </w:r>
     </w:p>
     <w:p>
-      <w:pPr>
-        <w:spacing w:after="0" w:before="0"/>
-      </w:pPr>
       <w:r>
-        <w:rPr>
-          <w:b w:val="0"/>
-          <w:sz w:val="22"/>
-        </w:rPr>
-        <w:t>(b) Monofilament sutures</w:t>
+        <w:t xml:space="preserve">(b) Give all the ORS at once</w:t>
       </w:r>
     </w:p>
     <w:p>
-      <w:pPr>
-        <w:spacing w:after="0" w:before="0"/>
-      </w:pPr>
       <w:r>
-        <w:rPr>
-          <w:b w:val="0"/>
-          <w:sz w:val="22"/>
-        </w:rPr>
-        <w:t>(c) Silk suture</w:t>
+        <w:t xml:space="preserve">(c) Stop breastfeeding</w:t>
       </w:r>
     </w:p>
     <w:p>
-      <w:pPr>
-        <w:spacing w:after="0" w:before="0"/>
-      </w:pPr>
       <w:r>
-        <w:rPr>
-          <w:b w:val="0"/>
-          <w:sz w:val="22"/>
-        </w:rPr>
-        <w:t>(d) Polyester suture</w:t>
+        <w:t xml:space="preserve">(d) Mix ORS in hot tea</w:t>
       </w:r>
     </w:p>
     <w:p>
-      <w:pPr>
-        <w:spacing w:after="0" w:before="40"/>
-      </w:pPr>
       <w:r>
-        <w:rPr>
-          <w:b/>
-          <w:sz w:val="22"/>
-        </w:rPr>
-        <w:t>Answer: b</w:t>
+        <w:t xml:space="preserve">Answer: a</w:t>
       </w:r>
     </w:p>
     <w:p>
-      <w:pPr>
-        <w:spacing w:after="0" w:before="0"/>
-      </w:pPr>
       <w:r>
-        <w:rPr>
-          <w:b w:val="0"/>
-          <w:sz w:val="21"/>
-        </w:rPr>
-        <w:t>Solution: Monofilament non-absorbable sutures (e.g., polypropylene) are preferred for vascular repair as they are non-capillary and less thrombogenic.</w:t>
+        <w:t xml:space="preserve">Solution: Plan A — ORS (~10 mL/kg) after each loose stool, continued feeding/breastfeeding, extra fluids, and advice on when to return. ORS is mixed in clean water.</w:t>
       </w:r>
     </w:p>
     <w:p>
-      <w:pPr>
-        <w:spacing w:after="0" w:before="0"/>
-      </w:pPr>
       <w:r>
-        <w:rPr>
-          <w:b w:val="0"/>
-          <w:sz w:val="20"/>
-        </w:rPr>
-        <w:t>Positive Marks: 1</w:t>
+        <w:t xml:space="preserve">Positive Marks: 1</w:t>
       </w:r>
     </w:p>
     <w:p>
-      <w:pPr>
-        <w:spacing w:after="160" w:before="0"/>
-      </w:pPr>
       <w:r>
-        <w:rPr>
-          <w:b w:val="0"/>
-          <w:sz w:val="20"/>
-        </w:rPr>
-        <w:t>Negative Marks: 0.25</w:t>
+        <w:t xml:space="preserve">Negative Marks: 0.25</w:t>
       </w:r>
     </w:p>
     <w:p>
-      <w:pPr>
-        <w:spacing w:after="20" w:before="120"/>
-      </w:pPr>
       <w:r>
-        <w:rPr>
-          <w:b/>
-          <w:sz w:val="22"/>
-        </w:rPr>
-        <w:t>Question: Which of the following is a serious adverse effect of clozapine that requires regular blood monitoring?</w:t>
+        <w:t xml:space="preserve"/>
       </w:r>
     </w:p>
     <w:p>
-      <w:pPr>
-        <w:spacing w:after="0" w:before="0"/>
-      </w:pPr>
       <w:r>
-        <w:rPr>
-          <w:b w:val="0"/>
-          <w:sz w:val="22"/>
-        </w:rPr>
-        <w:t>(a) Sedation</w:t>
+        <w:t xml:space="preserve">Question: The nurse is preparing a patient for surgery. Which finding requires reporting before surgery?</w:t>
       </w:r>
     </w:p>
     <w:p>
-      <w:pPr>
-        <w:spacing w:after="0" w:before="0"/>
-      </w:pPr>
       <w:r>
-        <w:rPr>
-          <w:b w:val="0"/>
-          <w:sz w:val="22"/>
-        </w:rPr>
-        <w:t>(b) Weight gain</w:t>
+        <w:t xml:space="preserve">(a) Fever, cough, or recent infection</w:t>
       </w:r>
     </w:p>
     <w:p>
-      <w:pPr>
-        <w:spacing w:after="0" w:before="0"/>
-      </w:pPr>
       <w:r>
-        <w:rPr>
-          <w:b w:val="0"/>
-          <w:sz w:val="22"/>
-        </w:rPr>
-        <w:t>(c) Hyperglycaemia</w:t>
+        <w:t xml:space="preserve">(b) Normal vitals</w:t>
       </w:r>
     </w:p>
     <w:p>
-      <w:pPr>
-        <w:spacing w:after="0" w:before="0"/>
-      </w:pPr>
       <w:r>
-        <w:rPr>
-          <w:b w:val="0"/>
-          <w:sz w:val="22"/>
-        </w:rPr>
-        <w:t>(d) Agranulocytosis</w:t>
+        <w:t xml:space="preserve">(c) Stable blood sugar</w:t>
       </w:r>
     </w:p>
     <w:p>
-      <w:pPr>
-        <w:spacing w:after="0" w:before="40"/>
-      </w:pPr>
       <w:r>
-        <w:rPr>
-          <w:b/>
-          <w:sz w:val="22"/>
-        </w:rPr>
-        <w:t>Answer: d</w:t>
+        <w:t xml:space="preserve">(d) Fasting status</w:t>
       </w:r>
     </w:p>
     <w:p>
-      <w:pPr>
-        <w:spacing w:after="0" w:before="0"/>
-      </w:pPr>
       <w:r>
-        <w:rPr>
-          <w:b w:val="0"/>
-          <w:sz w:val="21"/>
-        </w:rPr>
-        <w:t>Solution: Clozapine can cause agranulocytosis (severe neutropenia), so a regular CBC is mandatory; it can also cause weight gain and sedation.</w:t>
+        <w:t xml:space="preserve">Answer: a</w:t>
       </w:r>
     </w:p>
     <w:p>
-      <w:pPr>
-        <w:spacing w:after="0" w:before="0"/>
-      </w:pPr>
       <w:r>
-        <w:rPr>
-          <w:b w:val="0"/>
-          <w:sz w:val="20"/>
-        </w:rPr>
-        <w:t>Positive Marks: 1</w:t>
+        <w:t xml:space="preserve">Solution: A pre-operative fever, cough, or infection may delay surgery — the nurse reports it to the surgical team. Fasting status and stable vitals are expected.</w:t>
       </w:r>
     </w:p>
     <w:p>
-      <w:pPr>
-        <w:spacing w:after="160" w:before="0"/>
-      </w:pPr>
       <w:r>
-        <w:rPr>
-          <w:b w:val="0"/>
-          <w:sz w:val="20"/>
-        </w:rPr>
-        <w:t>Negative Marks: 0.25</w:t>
+        <w:t xml:space="preserve">Positive Marks: 1</w:t>
       </w:r>
     </w:p>
     <w:p>
-      <w:pPr>
-        <w:spacing w:after="20" w:before="120"/>
-      </w:pPr>
       <w:r>
-        <w:rPr>
-          <w:b/>
-          <w:sz w:val="22"/>
-        </w:rPr>
-        <w:t>Question: After complain of open abdominal surgery. The OT nurse needs to do which of the following activity first before suturing. (give priority answer)</w:t>
+        <w:t xml:space="preserve">Negative Marks: 0.25</w:t>
       </w:r>
     </w:p>
     <w:p>
-      <w:pPr>
-        <w:spacing w:after="0" w:before="0"/>
-      </w:pPr>
       <w:r>
-        <w:rPr>
-          <w:b w:val="0"/>
-          <w:sz w:val="22"/>
-        </w:rPr>
-        <w:t>(a) Change the gown</w:t>
+        <w:t xml:space="preserve"/>
       </w:r>
     </w:p>
     <w:p>
-      <w:pPr>
-        <w:spacing w:after="0" w:before="0"/>
-      </w:pPr>
       <w:r>
-        <w:rPr>
-          <w:b w:val="0"/>
-          <w:sz w:val="22"/>
-        </w:rPr>
-        <w:t>(b) Clean the instruments</w:t>
+        <w:t xml:space="preserve">Question: A patient in the postpartum period is being taught about lochia. Which finding requires reporting?</w:t>
       </w:r>
     </w:p>
     <w:p>
-      <w:pPr>
-        <w:spacing w:after="0" w:before="0"/>
-      </w:pPr>
       <w:r>
-        <w:rPr>
-          <w:b w:val="0"/>
-          <w:sz w:val="22"/>
-        </w:rPr>
-        <w:t>(c) Disinfection of OT</w:t>
+        <w:t xml:space="preserve">(a) Foul-smelling lochia with fever</w:t>
       </w:r>
     </w:p>
     <w:p>
-      <w:pPr>
-        <w:spacing w:after="0" w:before="0"/>
-      </w:pPr>
       <w:r>
-        <w:rPr>
-          <w:b w:val="0"/>
-          <w:sz w:val="22"/>
-        </w:rPr>
-        <w:t>(d) Checking the sponge count &amp; instruments counts before suturing.</w:t>
+        <w:t xml:space="preserve">(b) Lochia rubra on day 2</w:t>
       </w:r>
     </w:p>
     <w:p>
-      <w:pPr>
-        <w:spacing w:after="0" w:before="40"/>
-      </w:pPr>
       <w:r>
-        <w:rPr>
-          <w:b/>
-          <w:sz w:val="22"/>
-        </w:rPr>
-        <w:t>Answer: d</w:t>
+        <w:t xml:space="preserve">(c) Lochia serosa on day 5</w:t>
       </w:r>
     </w:p>
     <w:p>
-      <w:pPr>
-        <w:spacing w:after="0" w:before="0"/>
-      </w:pPr>
       <w:r>
-        <w:rPr>
-          <w:b w:val="0"/>
-          <w:sz w:val="21"/>
-        </w:rPr>
-        <w:t>Solution: Before closure of an abdominal wound, a complete sponge, needle and instrument count with the circulator is mandatory to prevent retained items.</w:t>
+        <w:t xml:space="preserve">(d) Lochia alba at 2 weeks</w:t>
       </w:r>
     </w:p>
     <w:p>
-      <w:pPr>
-        <w:spacing w:after="0" w:before="0"/>
-      </w:pPr>
       <w:r>
-        <w:rPr>
-          <w:b w:val="0"/>
-          <w:sz w:val="20"/>
-        </w:rPr>
-        <w:t>Positive Marks: 1</w:t>
+        <w:t xml:space="preserve">Answer: a</w:t>
       </w:r>
     </w:p>
     <w:p>
-      <w:pPr>
-        <w:spacing w:after="160" w:before="0"/>
-      </w:pPr>
       <w:r>
-        <w:rPr>
-          <w:b w:val="0"/>
-          <w:sz w:val="20"/>
-        </w:rPr>
-        <w:t>Negative Marks: 0.25</w:t>
+        <w:t xml:space="preserve">Solution: Foul-smelling lochia with fever suggests puerperal infection — the nurse advises immediate reporting. Lochia progression (rubra → serosa → alba) is normal.</w:t>
       </w:r>
     </w:p>
     <w:p>
-      <w:pPr>
-        <w:spacing w:after="20" w:before="120"/>
-      </w:pPr>
       <w:r>
-        <w:rPr>
-          <w:b/>
-          <w:sz w:val="22"/>
-        </w:rPr>
-        <w:t>Question: Type I immediate hypersensitivity allergic reaction is mediated primarily by immunoglobulin</w:t>
+        <w:t xml:space="preserve">Positive Marks: 1</w:t>
       </w:r>
     </w:p>
     <w:p>
-      <w:pPr>
-        <w:spacing w:after="0" w:before="0"/>
-      </w:pPr>
       <w:r>
-        <w:rPr>
-          <w:b w:val="0"/>
-          <w:sz w:val="22"/>
-        </w:rPr>
-        <w:t>(a) IgE</w:t>
+        <w:t xml:space="preserve">Negative Marks: 0.25</w:t>
       </w:r>
     </w:p>
     <w:p>
-      <w:pPr>
-        <w:spacing w:after="0" w:before="0"/>
-      </w:pPr>
       <w:r>
-        <w:rPr>
-          <w:b w:val="0"/>
-          <w:sz w:val="22"/>
-        </w:rPr>
-        <w:t>(b) IgM</w:t>
+        <w:t xml:space="preserve"/>
       </w:r>
     </w:p>
     <w:p>
-      <w:pPr>
-        <w:spacing w:after="0" w:before="0"/>
-      </w:pPr>
       <w:r>
-        <w:rPr>
-          <w:b w:val="0"/>
-          <w:sz w:val="22"/>
-        </w:rPr>
-        <w:t>(c) IgA</w:t>
+        <w:t xml:space="preserve">Question: A 4-year-old child with acute otitis media has ear pain. The nurse should:</w:t>
       </w:r>
     </w:p>
     <w:p>
-      <w:pPr>
-        <w:spacing w:after="0" w:before="0"/>
-      </w:pPr>
       <w:r>
-        <w:rPr>
-          <w:b w:val="0"/>
-          <w:sz w:val="22"/>
-        </w:rPr>
-        <w:t>(d) IgG</w:t>
+        <w:t xml:space="preserve">(a) Give analgesia and the antibiotic as prescribed</w:t>
       </w:r>
     </w:p>
     <w:p>
-      <w:pPr>
-        <w:spacing w:after="0" w:before="40"/>
-      </w:pPr>
       <w:r>
-        <w:rPr>
-          <w:b/>
-          <w:sz w:val="22"/>
-        </w:rPr>
-        <w:t>Answer: a</w:t>
+        <w:t xml:space="preserve">(b) Give aspirin</w:t>
       </w:r>
     </w:p>
     <w:p>
-      <w:pPr>
-        <w:spacing w:after="0" w:before="0"/>
-      </w:pPr>
       <w:r>
-        <w:rPr>
-          <w:b w:val="0"/>
-          <w:sz w:val="21"/>
-        </w:rPr>
-        <w:t>Solution: IgE antibodies bind to mast cells and basophils, triggering histamine release upon allergen re-exposure in Type I hypersensitivity (anaphylaxis/asthma).</w:t>
+        <w:t xml:space="preserve">(c) Put oil in the ear</w:t>
       </w:r>
     </w:p>
     <w:p>
-      <w:pPr>
-        <w:spacing w:after="0" w:before="0"/>
-      </w:pPr>
       <w:r>
-        <w:rPr>
-          <w:b w:val="0"/>
-          <w:sz w:val="20"/>
-        </w:rPr>
-        <w:t>Positive Marks: 1</w:t>
+        <w:t xml:space="preserve">(d) Ignore the pain</w:t>
       </w:r>
     </w:p>
     <w:p>
-      <w:pPr>
-        <w:spacing w:after="160" w:before="0"/>
-      </w:pPr>
       <w:r>
-        <w:rPr>
-          <w:b w:val="0"/>
-          <w:sz w:val="20"/>
-        </w:rPr>
-        <w:t>Negative Marks: 0.25</w:t>
+        <w:t xml:space="preserve">Answer: a</w:t>
       </w:r>
     </w:p>
     <w:p>
-      <w:pPr>
-        <w:spacing w:after="20" w:before="120"/>
-      </w:pPr>
       <w:r>
-        <w:rPr>
-          <w:b/>
-          <w:sz w:val="22"/>
-        </w:rPr>
-        <w:t>Question: The earliest sign of hypocalcemia is:</w:t>
+        <w:t xml:space="preserve">Solution: Otitis media — analgesia (paracetamol), the full antibiotic course, and follow-up. Aspirin is avoided in children (Reye's syndrome); ear drops/oil are not used without prescription.</w:t>
       </w:r>
     </w:p>
     <w:p>
-      <w:pPr>
-        <w:spacing w:after="0" w:before="0"/>
-      </w:pPr>
       <w:r>
-        <w:rPr>
-          <w:b w:val="0"/>
-          <w:sz w:val="22"/>
-        </w:rPr>
-        <w:t>(a) Exaggerated DTRs</w:t>
+        <w:t xml:space="preserve">Positive Marks: 1</w:t>
       </w:r>
     </w:p>
     <w:p>
-      <w:pPr>
-        <w:spacing w:after="0" w:before="0"/>
-      </w:pPr>
       <w:r>
-        <w:rPr>
-          <w:b w:val="0"/>
-          <w:sz w:val="22"/>
-        </w:rPr>
-        <w:t>(b) Twitching</w:t>
+        <w:t xml:space="preserve">Negative Marks: 0.25</w:t>
       </w:r>
     </w:p>
     <w:p>
-      <w:pPr>
-        <w:spacing w:after="0" w:before="0"/>
-      </w:pPr>
       <w:r>
-        <w:rPr>
-          <w:b w:val="0"/>
-          <w:sz w:val="22"/>
-        </w:rPr>
-        <w:t>(c) Negative Chvostek's sign</w:t>
+        <w:t xml:space="preserve"/>
       </w:r>
     </w:p>
     <w:p>
-      <w:pPr>
-        <w:spacing w:after="0" w:before="0"/>
-      </w:pPr>
       <w:r>
-        <w:rPr>
-          <w:b w:val="0"/>
-          <w:sz w:val="22"/>
-        </w:rPr>
-        <w:t>(d) Weakness</w:t>
+        <w:t xml:space="preserve">Question: A patient with an anxiety disorder is being taught about caffeine. The nurse should advise the patient to:</w:t>
       </w:r>
     </w:p>
     <w:p>
-      <w:pPr>
-        <w:spacing w:after="0" w:before="40"/>
-      </w:pPr>
       <w:r>
-        <w:rPr>
-          <w:b/>
-          <w:sz w:val="22"/>
-        </w:rPr>
-        <w:t>Answer: b</w:t>
+        <w:t xml:space="preserve">(a) Limit caffeine, which can worsen anxiety</w:t>
       </w:r>
     </w:p>
     <w:p>
-      <w:pPr>
-        <w:spacing w:after="0" w:before="0"/>
-      </w:pPr>
       <w:r>
-        <w:rPr>
-          <w:b w:val="0"/>
-          <w:sz w:val="21"/>
-        </w:rPr>
-        <w:t>Solution: Twitching (neuromuscular irritability) is the earliest sign of hypocalcemia.</w:t>
+        <w:t xml:space="preserve">(b) Increase caffeine</w:t>
       </w:r>
     </w:p>
     <w:p>
-      <w:pPr>
-        <w:spacing w:after="0" w:before="0"/>
-      </w:pPr>
       <w:r>
-        <w:rPr>
-          <w:b w:val="0"/>
-          <w:sz w:val="20"/>
-        </w:rPr>
-        <w:t>Positive Marks: 1</w:t>
+        <w:t xml:space="preserve">(c) Drink coffee at bedtime</w:t>
       </w:r>
     </w:p>
     <w:p>
-      <w:pPr>
-        <w:spacing w:after="160" w:before="0"/>
-      </w:pPr>
       <w:r>
-        <w:rPr>
-          <w:b w:val="0"/>
-          <w:sz w:val="20"/>
-        </w:rPr>
-        <w:t>Negative Marks: 0.25</w:t>
+        <w:t xml:space="preserve">(d) Avoid all fluids</w:t>
       </w:r>
     </w:p>
     <w:p>
-      <w:pPr>
-        <w:spacing w:after="20" w:before="120"/>
-      </w:pPr>
       <w:r>
-        <w:rPr>
-          <w:b/>
-          <w:sz w:val="22"/>
-        </w:rPr>
-        <w:t>Question: A patient in the post-op area after having a right side mastectomy. What should be the priority care for this patient?</w:t>
+        <w:t xml:space="preserve">Answer: a</w:t>
       </w:r>
     </w:p>
     <w:p>
-      <w:pPr>
-        <w:spacing w:after="0" w:before="0"/>
-      </w:pPr>
       <w:r>
-        <w:rPr>
-          <w:b w:val="0"/>
-          <w:sz w:val="22"/>
-        </w:rPr>
-        <w:t>(a) Take BP from left side</w:t>
+        <w:t xml:space="preserve">Solution: Caffeine stimulates the sympathetic system, worsening anxiety and sleep — the nurse advises limiting caffeine, especially in the evening.</w:t>
       </w:r>
     </w:p>
     <w:p>
-      <w:pPr>
-        <w:spacing w:after="0" w:before="0"/>
-      </w:pPr>
       <w:r>
-        <w:rPr>
-          <w:b w:val="0"/>
-          <w:sz w:val="22"/>
-        </w:rPr>
-        <w:t>(b) Attach pulse oximetry on right side</w:t>
+        <w:t xml:space="preserve">Positive Marks: 1</w:t>
       </w:r>
     </w:p>
     <w:p>
-      <w:pPr>
-        <w:spacing w:after="0" w:before="0"/>
-      </w:pPr>
       <w:r>
-        <w:rPr>
-          <w:b w:val="0"/>
-          <w:sz w:val="22"/>
-        </w:rPr>
-        <w:t>(c) Take BP from right side</w:t>
+        <w:t xml:space="preserve">Negative Marks: 0.25</w:t>
       </w:r>
     </w:p>
     <w:p>
-      <w:pPr>
-        <w:spacing w:after="0" w:before="0"/>
-      </w:pPr>
       <w:r>
-        <w:rPr>
-          <w:b w:val="0"/>
-          <w:sz w:val="22"/>
-        </w:rPr>
-        <w:t>(d) Attach pulse oximetry on left side</w:t>
+        <w:t xml:space="preserve"/>
       </w:r>
     </w:p>
     <w:p>
-      <w:pPr>
-        <w:spacing w:after="0" w:before="40"/>
-      </w:pPr>
       <w:r>
-        <w:rPr>
-          <w:b/>
-          <w:sz w:val="22"/>
-        </w:rPr>
-        <w:t>Answer: a</w:t>
+        <w:t xml:space="preserve">Question: The "Pradhan Mantri Bhartiya Janaushadhi Kendra" is an example of:</w:t>
       </w:r>
     </w:p>
     <w:p>
-      <w:pPr>
-        <w:spacing w:after="0" w:before="0"/>
-      </w:pPr>
       <w:r>
-        <w:rPr>
-          <w:b w:val="0"/>
-          <w:sz w:val="21"/>
-        </w:rPr>
-        <w:t>Solution: After right-sided mastectomy, BP is taken from the left side (right arm is at risk of lymphoedema).</w:t>
+        <w:t xml:space="preserve">(a) An initiative for affordable medicine access</w:t>
       </w:r>
     </w:p>
     <w:p>
-      <w:pPr>
-        <w:spacing w:after="0" w:before="0"/>
-      </w:pPr>
       <w:r>
-        <w:rPr>
-          <w:b w:val="0"/>
-          <w:sz w:val="20"/>
-        </w:rPr>
-        <w:t>Positive Marks: 1</w:t>
+        <w:t xml:space="preserve">(b) A private pharmacy chain</w:t>
       </w:r>
     </w:p>
     <w:p>
-      <w:pPr>
-        <w:spacing w:after="160" w:before="0"/>
-      </w:pPr>
       <w:r>
-        <w:rPr>
-          <w:b w:val="0"/>
-          <w:sz w:val="20"/>
-        </w:rPr>
-        <w:t>Negative Marks: 0.25</w:t>
+        <w:t xml:space="preserve">(c) A cosmetic brand</w:t>
       </w:r>
     </w:p>
     <w:p>
-      <w:pPr>
-        <w:spacing w:after="20" w:before="120"/>
-      </w:pPr>
       <w:r>
-        <w:rPr>
-          <w:b/>
-          <w:sz w:val="22"/>
-        </w:rPr>
-        <w:t>Question: A nurse should give the first dose of oxygen to a patient with chest pain at:</w:t>
+        <w:t xml:space="preserve">(d) A food scheme</w:t>
       </w:r>
     </w:p>
     <w:p>
-      <w:pPr>
-        <w:spacing w:after="0" w:before="0"/>
-      </w:pPr>
       <w:r>
-        <w:rPr>
-          <w:b w:val="0"/>
-          <w:sz w:val="22"/>
-        </w:rPr>
-        <w:t>(a) 10-15 L/min</w:t>
+        <w:t xml:space="preserve">Answer: a</w:t>
       </w:r>
     </w:p>
     <w:p>
-      <w:pPr>
-        <w:spacing w:after="0" w:before="0"/>
-      </w:pPr>
       <w:r>
-        <w:rPr>
-          <w:b w:val="0"/>
-          <w:sz w:val="22"/>
-        </w:rPr>
-        <w:t>(b) No oxygen</w:t>
+        <w:t xml:space="preserve">Solution: PMBJP is a government initiative for affordable generic medicines — improving access and reducing costs.</w:t>
       </w:r>
     </w:p>
     <w:p>
-      <w:pPr>
-        <w:spacing w:after="0" w:before="0"/>
-      </w:pPr>
       <w:r>
-        <w:rPr>
-          <w:b w:val="0"/>
-          <w:sz w:val="22"/>
-        </w:rPr>
-        <w:t>(c) 4-6 L/min</w:t>
+        <w:t xml:space="preserve">Positive Marks: 1</w:t>
       </w:r>
     </w:p>
     <w:p>
-      <w:pPr>
-        <w:spacing w:after="0" w:before="0"/>
-      </w:pPr>
       <w:r>
-        <w:rPr>
-          <w:b w:val="0"/>
-          <w:sz w:val="22"/>
-        </w:rPr>
-        <w:t>(d) 1-2 L/min</w:t>
+        <w:t xml:space="preserve">Negative Marks: 0.25</w:t>
       </w:r>
     </w:p>
     <w:p>
-      <w:pPr>
-        <w:spacing w:after="0" w:before="40"/>
-      </w:pPr>
       <w:r>
-        <w:rPr>
-          <w:b/>
-          <w:sz w:val="22"/>
-        </w:rPr>
-        <w:t>Answer: c</w:t>
+        <w:t xml:space="preserve"/>
       </w:r>
     </w:p>
     <w:p>
-      <w:pPr>
-        <w:spacing w:after="0" w:before="0"/>
-      </w:pPr>
       <w:r>
-        <w:rPr>
-          <w:b w:val="0"/>
-          <w:sz w:val="21"/>
-        </w:rPr>
-        <w:t>Solution: In acute coronary syndrome, oxygen is given at 4-6 L/min if SpO2 is low or the patient is distressed.</w:t>
+        <w:t xml:space="preserve">Question: The nurse is to administer 160 mg of a medication. The vial contains 40 mg/mL. The volume to give is:</w:t>
       </w:r>
     </w:p>
     <w:p>
-      <w:pPr>
-        <w:spacing w:after="0" w:before="0"/>
-      </w:pPr>
       <w:r>
-        <w:rPr>
-          <w:b w:val="0"/>
-          <w:sz w:val="20"/>
-        </w:rPr>
-        <w:t>Positive Marks: 1</w:t>
+        <w:t xml:space="preserve">(a) 3 mL</w:t>
       </w:r>
     </w:p>
     <w:p>
-      <w:pPr>
-        <w:spacing w:after="160" w:before="0"/>
-      </w:pPr>
       <w:r>
-        <w:rPr>
-          <w:b w:val="0"/>
-          <w:sz w:val="20"/>
-        </w:rPr>
-        <w:t>Negative Marks: 0.25</w:t>
+        <w:t xml:space="preserve">(b) 4 mL</w:t>
       </w:r>
     </w:p>
     <w:p>
-      <w:pPr>
-        <w:spacing w:after="20" w:before="120"/>
-      </w:pPr>
       <w:r>
-        <w:rPr>
-          <w:b/>
-          <w:sz w:val="22"/>
-        </w:rPr>
-        <w:t>Question: Which vitamin deficiency may cause night blindness?</w:t>
+        <w:t xml:space="preserve">(c) 5 mL</w:t>
       </w:r>
     </w:p>
     <w:p>
-      <w:pPr>
-        <w:spacing w:after="0" w:before="0"/>
-      </w:pPr>
       <w:r>
-        <w:rPr>
-          <w:b w:val="0"/>
-          <w:sz w:val="22"/>
-        </w:rPr>
-        <w:t>(a) Vitamin K</w:t>
+        <w:t xml:space="preserve">(d) 6 mL</w:t>
       </w:r>
     </w:p>
     <w:p>
-      <w:pPr>
-        <w:spacing w:after="0" w:before="0"/>
-      </w:pPr>
       <w:r>
-        <w:rPr>
-          <w:b w:val="0"/>
-          <w:sz w:val="22"/>
-        </w:rPr>
-        <w:t>(b) Vitamin A</w:t>
+        <w:t xml:space="preserve">Answer: b</w:t>
       </w:r>
     </w:p>
     <w:p>
-      <w:pPr>
-        <w:spacing w:after="0" w:before="0"/>
-      </w:pPr>
       <w:r>
-        <w:rPr>
-          <w:b w:val="0"/>
-          <w:sz w:val="22"/>
-        </w:rPr>
-        <w:t>(c) Vitamin E</w:t>
+        <w:t xml:space="preserve">Solution: Volume = 160 ÷ 40 = 4 mL.</w:t>
       </w:r>
     </w:p>
     <w:p>
-      <w:pPr>
-        <w:spacing w:after="0" w:before="0"/>
-      </w:pPr>
       <w:r>
-        <w:rPr>
-          <w:b w:val="0"/>
-          <w:sz w:val="22"/>
-        </w:rPr>
-        <w:t>(d) Vitamin C</w:t>
+        <w:t xml:space="preserve">Positive Marks: 1</w:t>
       </w:r>
     </w:p>
     <w:p>
-      <w:pPr>
-        <w:spacing w:after="0" w:before="40"/>
-      </w:pPr>
       <w:r>
-        <w:rPr>
-          <w:b/>
-          <w:sz w:val="22"/>
-        </w:rPr>
-        <w:t>Answer: b</w:t>
+        <w:t xml:space="preserve">Negative Marks: 0.25</w:t>
       </w:r>
     </w:p>
     <w:p>
-      <w:pPr>
-        <w:spacing w:after="0" w:before="0"/>
-      </w:pPr>
       <w:r>
-        <w:rPr>
-          <w:b w:val="0"/>
-          <w:sz w:val="21"/>
-        </w:rPr>
-        <w:t>Solution: Vitamin A (retinol) deficiency causes night blindness and xerophthalmia.</w:t>
+        <w:t xml:space="preserve"/>
       </w:r>
     </w:p>
     <w:p>
-      <w:pPr>
-        <w:spacing w:after="0" w:before="0"/>
-      </w:pPr>
       <w:r>
-        <w:rPr>
-          <w:b w:val="0"/>
-          <w:sz w:val="20"/>
-        </w:rPr>
-        <w:t>Positive Marks: 1</w:t>
+        <w:t xml:space="preserve">Question: The nurse is caring for a patient with hypercalcemia. Which intervention is appropriate?</w:t>
       </w:r>
     </w:p>
     <w:p>
-      <w:pPr>
-        <w:spacing w:after="160" w:before="0"/>
-      </w:pPr>
       <w:r>
-        <w:rPr>
-          <w:b w:val="0"/>
-          <w:sz w:val="20"/>
-        </w:rPr>
-        <w:t>Negative Marks: 0.25</w:t>
+        <w:t xml:space="preserve">(a) Encourage fluids and monitor cardiac status</w:t>
       </w:r>
     </w:p>
     <w:p>
-      <w:pPr>
-        <w:spacing w:after="20" w:before="120"/>
-      </w:pPr>
       <w:r>
-        <w:rPr>
-          <w:b/>
-          <w:sz w:val="22"/>
-        </w:rPr>
-        <w:t>Question: Which among the following is the sign of severe dehydration among infants?</w:t>
+        <w:t xml:space="preserve">(b) Restrict fluids</w:t>
       </w:r>
     </w:p>
     <w:p>
-      <w:pPr>
-        <w:spacing w:after="0" w:before="0"/>
-      </w:pPr>
       <w:r>
-        <w:rPr>
-          <w:b w:val="0"/>
-          <w:sz w:val="22"/>
-        </w:rPr>
-        <w:t>(a) Anxiety and increased skin turgor</w:t>
+        <w:t xml:space="preserve">(c) Give calcium supplements</w:t>
       </w:r>
     </w:p>
     <w:p>
-      <w:pPr>
-        <w:spacing w:after="0" w:before="0"/>
-      </w:pPr>
       <w:r>
-        <w:rPr>
-          <w:b w:val="0"/>
-          <w:sz w:val="22"/>
-        </w:rPr>
-        <w:t>(b) Drowsiness, depressed fontanelle and decreased skin turgor</w:t>
+        <w:t xml:space="preserve">(d) Encourage immobility</w:t>
       </w:r>
     </w:p>
     <w:p>
-      <w:pPr>
-        <w:spacing w:after="0" w:before="0"/>
-      </w:pPr>
       <w:r>
-        <w:rPr>
-          <w:b w:val="0"/>
-          <w:sz w:val="22"/>
-        </w:rPr>
-        <w:t>(c) Drowsiness, bulging fontanelle and decreased skin turgor</w:t>
+        <w:t xml:space="preserve">Answer: a</w:t>
       </w:r>
     </w:p>
     <w:p>
-      <w:pPr>
-        <w:spacing w:after="0" w:before="0"/>
-      </w:pPr>
       <w:r>
-        <w:rPr>
-          <w:b w:val="0"/>
-          <w:sz w:val="22"/>
-        </w:rPr>
-        <w:t>(d) Excessive crying and excessive thirst</w:t>
+        <w:t xml:space="preserve">Solution: Hypercalcemia — hydration (promotes calcium excretion), monitoring of cardiac rhythm and neurological status, and treatment of the cause.</w:t>
       </w:r>
     </w:p>
     <w:p>
-      <w:pPr>
-        <w:spacing w:after="0" w:before="40"/>
-      </w:pPr>
       <w:r>
-        <w:rPr>
-          <w:b/>
-          <w:sz w:val="22"/>
-        </w:rPr>
-        <w:t>Answer: b</w:t>
+        <w:t xml:space="preserve">Positive Marks: 1</w:t>
       </w:r>
     </w:p>
     <w:p>
-      <w:pPr>
-        <w:spacing w:after="0" w:before="0"/>
-      </w:pPr>
       <w:r>
-        <w:rPr>
-          <w:b w:val="0"/>
-          <w:sz w:val="21"/>
-        </w:rPr>
-        <w:t>Solution: Severe dehydration in infants presents with drowsiness, sunken (depressed) fontanelle and decreased skin turgor.</w:t>
+        <w:t xml:space="preserve">Negative Marks: 0.25</w:t>
       </w:r>
     </w:p>
     <w:p>
-      <w:pPr>
-        <w:spacing w:after="0" w:before="0"/>
-      </w:pPr>
       <w:r>
-        <w:rPr>
-          <w:b w:val="0"/>
-          <w:sz w:val="20"/>
-        </w:rPr>
-        <w:t>Positive Marks: 1</w:t>
+        <w:t xml:space="preserve"/>
       </w:r>
     </w:p>
     <w:p>
-      <w:pPr>
-        <w:spacing w:after="160" w:before="0"/>
-      </w:pPr>
       <w:r>
-        <w:rPr>
-          <w:b w:val="0"/>
-          <w:sz w:val="20"/>
-        </w:rPr>
-        <w:t>Negative Marks: 0.25</w:t>
+        <w:t xml:space="preserve">Question: The nurse is assessing a patient's respirations. Which pattern indicates metabolic acidosis?</w:t>
       </w:r>
     </w:p>
     <w:p>
-      <w:pPr>
-        <w:spacing w:after="20" w:before="120"/>
-      </w:pPr>
       <w:r>
-        <w:rPr>
-          <w:b/>
-          <w:sz w:val="22"/>
-        </w:rPr>
-        <w:t>Question: The psychiatric client getting the antipsychotic drugs, and the client getting the symptoms of agitation, as? feeling of restlessness, dysphoria, and difficulty in sleeping, the group of this adverse effect is called</w:t>
+        <w:t xml:space="preserve">(a) Kussmaul (deep, sighing) respirations</w:t>
       </w:r>
     </w:p>
     <w:p>
-      <w:pPr>
-        <w:spacing w:after="0" w:before="0"/>
-      </w:pPr>
       <w:r>
-        <w:rPr>
-          <w:b w:val="0"/>
-          <w:sz w:val="22"/>
-        </w:rPr>
-        <w:t>(a) Shakiness</w:t>
+        <w:t xml:space="preserve">(b) Cheyne-Stokes breathing</w:t>
       </w:r>
     </w:p>
     <w:p>
-      <w:pPr>
-        <w:spacing w:after="0" w:before="0"/>
-      </w:pPr>
       <w:r>
-        <w:rPr>
-          <w:b w:val="0"/>
-          <w:sz w:val="22"/>
-        </w:rPr>
-        <w:t>(b) Tardive dyskinesia</w:t>
+        <w:t xml:space="preserve">(c) Normal rhythm</w:t>
       </w:r>
     </w:p>
     <w:p>
-      <w:pPr>
-        <w:spacing w:after="0" w:before="0"/>
-      </w:pPr>
       <w:r>
-        <w:rPr>
-          <w:b w:val="0"/>
-          <w:sz w:val="22"/>
-        </w:rPr>
-        <w:t>(c) Akathesia</w:t>
+        <w:t xml:space="preserve">(d) Apnea</w:t>
       </w:r>
     </w:p>
     <w:p>
-      <w:pPr>
-        <w:spacing w:after="0" w:before="0"/>
-      </w:pPr>
       <w:r>
-        <w:rPr>
-          <w:b w:val="0"/>
-          <w:sz w:val="22"/>
-        </w:rPr>
-        <w:t>(d) Dyskinesia</w:t>
+        <w:t xml:space="preserve">Answer: a</w:t>
       </w:r>
     </w:p>
     <w:p>
-      <w:pPr>
-        <w:spacing w:after="0" w:before="40"/>
-      </w:pPr>
       <w:r>
-        <w:rPr>
-          <w:b/>
-          <w:sz w:val="22"/>
-        </w:rPr>
-        <w:t>Answer: c</w:t>
+        <w:t xml:space="preserve">Solution: Kussmaul respirations (deep, rapid, sighing) compensate for metabolic acidosis — the nurse correlates with pH, HCO3, and glucose.</w:t>
       </w:r>
     </w:p>
     <w:p>
-      <w:pPr>
-        <w:spacing w:after="0" w:before="0"/>
-      </w:pPr>
       <w:r>
-        <w:rPr>
-          <w:b w:val="0"/>
-          <w:sz w:val="21"/>
-        </w:rPr>
-        <w:t>Solution: Akathisia - intense subjective restlessness and pacing - is a common extrapyramidal side effect of antipsychotic drugs.</w:t>
+        <w:t xml:space="preserve">Positive Marks: 1</w:t>
       </w:r>
     </w:p>
     <w:p>
-      <w:pPr>
-        <w:spacing w:after="0" w:before="0"/>
-      </w:pPr>
       <w:r>
-        <w:rPr>
-          <w:b w:val="0"/>
-          <w:sz w:val="20"/>
-        </w:rPr>
-        <w:t>Positive Marks: 1</w:t>
+        <w:t xml:space="preserve">Negative Marks: 0.25</w:t>
       </w:r>
     </w:p>
     <w:p>
-      <w:pPr>
-        <w:spacing w:after="160" w:before="0"/>
-      </w:pPr>
       <w:r>
-        <w:rPr>
-          <w:b w:val="0"/>
-          <w:sz w:val="20"/>
-        </w:rPr>
-        <w:t>Negative Marks: 0.25</w:t>
+        <w:t xml:space="preserve"/>
       </w:r>
     </w:p>
     <w:p>
-      <w:pPr>
-        <w:spacing w:after="20" w:before="120"/>
-      </w:pPr>
       <w:r>
-        <w:rPr>
-          <w:b/>
-          <w:sz w:val="22"/>
-        </w:rPr>
-        <w:t>Question: The best method of confirming the correct placement of a nasogastric tube is:</w:t>
+        <w:t xml:space="preserve">Question: A patient with a fractured tibia in a cast is being taught about activity. The nurse should teach the patient to:</w:t>
       </w:r>
     </w:p>
     <w:p>
-      <w:pPr>
-        <w:spacing w:after="0" w:before="0"/>
-      </w:pPr>
       <w:r>
-        <w:rPr>
-          <w:b w:val="0"/>
-          <w:sz w:val="22"/>
-        </w:rPr>
-        <w:t>(a) X-ray</w:t>
+        <w:t xml:space="preserve">(a) Elevate the leg and use crutches as advised</w:t>
       </w:r>
     </w:p>
     <w:p>
-      <w:pPr>
-        <w:spacing w:after="0" w:before="0"/>
-      </w:pPr>
       <w:r>
-        <w:rPr>
-          <w:b w:val="0"/>
-          <w:sz w:val="22"/>
-        </w:rPr>
-        <w:t>(b) Bubbling in water</w:t>
+        <w:t xml:space="preserve">(b) Bear weight immediately</w:t>
       </w:r>
     </w:p>
     <w:p>
-      <w:pPr>
-        <w:spacing w:after="0" w:before="0"/>
-      </w:pPr>
       <w:r>
-        <w:rPr>
-          <w:b w:val="0"/>
-          <w:sz w:val="22"/>
-        </w:rPr>
-        <w:t>(c) Auscultation of air</w:t>
+        <w:t xml:space="preserve">(c) Remove the cast</w:t>
       </w:r>
     </w:p>
     <w:p>
-      <w:pPr>
-        <w:spacing w:after="0" w:before="0"/>
-      </w:pPr>
       <w:r>
-        <w:rPr>
-          <w:b w:val="0"/>
-          <w:sz w:val="22"/>
-        </w:rPr>
-        <w:t>(d) Patient comfort</w:t>
+        <w:t xml:space="preserve">(d) Skip follow-up</w:t>
       </w:r>
     </w:p>
     <w:p>
-      <w:pPr>
-        <w:spacing w:after="0" w:before="40"/>
-      </w:pPr>
       <w:r>
-        <w:rPr>
-          <w:b/>
-          <w:sz w:val="22"/>
-        </w:rPr>
-        <w:t>Answer: a</w:t>
+        <w:t xml:space="preserve">Answer: a</w:t>
       </w:r>
     </w:p>
     <w:p>
-      <w:pPr>
-        <w:spacing w:after="0" w:before="0"/>
-      </w:pPr>
       <w:r>
-        <w:rPr>
-          <w:b w:val="0"/>
-          <w:sz w:val="21"/>
-        </w:rPr>
-        <w:t>Solution: An X-ray is the most reliable method of confirming NG tube placement in the stomach.</w:t>
+        <w:t xml:space="preserve">Solution: Cast care — elevation reduces swelling, crutches prevent weight bearing until advised, and follow-up X-rays assess healing.</w:t>
       </w:r>
     </w:p>
     <w:p>
-      <w:pPr>
-        <w:spacing w:after="0" w:before="0"/>
-      </w:pPr>
       <w:r>
-        <w:rPr>
-          <w:b w:val="0"/>
-          <w:sz w:val="20"/>
-        </w:rPr>
-        <w:t>Positive Marks: 1</w:t>
+        <w:t xml:space="preserve">Positive Marks: 1</w:t>
       </w:r>
     </w:p>
     <w:p>
-      <w:pPr>
-        <w:spacing w:after="160" w:before="0"/>
-      </w:pPr>
       <w:r>
-        <w:rPr>
-          <w:b w:val="0"/>
-          <w:sz w:val="20"/>
-        </w:rPr>
-        <w:t>Negative Marks: 0.25</w:t>
+        <w:t xml:space="preserve">Negative Marks: 0.25</w:t>
       </w:r>
     </w:p>
     <w:p>
-      <w:pPr>
-        <w:spacing w:after="20" w:before="120"/>
-      </w:pPr>
       <w:r>
-        <w:rPr>
-          <w:b/>
-          <w:sz w:val="22"/>
-        </w:rPr>
-        <w:t>Question: A client is admitted with deep partial-thickness burns over 40% of the body. What is the nurse's FIRST priority in the first 24 hours?</w:t>
+        <w:t xml:space="preserve">Question: A patient with chronic renal failure is being taught about fluid restriction. Which instruction is correct?</w:t>
       </w:r>
     </w:p>
     <w:p>
-      <w:pPr>
-        <w:spacing w:after="0" w:before="0"/>
-      </w:pPr>
       <w:r>
-        <w:rPr>
-          <w:b w:val="0"/>
-          <w:sz w:val="22"/>
-        </w:rPr>
-        <w:t>(a) High-calorie nutritional support</w:t>
+        <w:t xml:space="preserve">(a) Measure fluids, limit intake as prescribed, and monitor daily weight</w:t>
       </w:r>
     </w:p>
     <w:p>
-      <w:pPr>
-        <w:spacing w:after="0" w:before="0"/>
-      </w:pPr>
       <w:r>
-        <w:rPr>
-          <w:b w:val="0"/>
-          <w:sz w:val="22"/>
-        </w:rPr>
-        <w:t>(b) Initial burn wound debridement</w:t>
+        <w:t xml:space="preserve">(b) Drink unlimited fluids</w:t>
       </w:r>
     </w:p>
     <w:p>
-      <w:pPr>
-        <w:spacing w:after="0" w:before="0"/>
-      </w:pPr>
       <w:r>
-        <w:rPr>
-          <w:b w:val="0"/>
-          <w:sz w:val="22"/>
-        </w:rPr>
-        <w:t>(c) Frequent dressing changes</w:t>
+        <w:t xml:space="preserve">(c) Increase salt intake</w:t>
       </w:r>
     </w:p>
     <w:p>
-      <w:pPr>
-        <w:spacing w:after="0" w:before="0"/>
-      </w:pPr>
       <w:r>
-        <w:rPr>
-          <w:b w:val="0"/>
-          <w:sz w:val="22"/>
-        </w:rPr>
-        <w:t>(d) Airway assessment and fluid resuscitation</w:t>
+        <w:t xml:space="preserve">(d) Skip monitoring</w:t>
       </w:r>
     </w:p>
     <w:p>
-      <w:pPr>
-        <w:spacing w:after="0" w:before="40"/>
-      </w:pPr>
       <w:r>
-        <w:rPr>
-          <w:b/>
-          <w:sz w:val="22"/>
-        </w:rPr>
-        <w:t>Answer: d</w:t>
+        <w:t xml:space="preserve">Answer: a</w:t>
       </w:r>
     </w:p>
     <w:p>
-      <w:pPr>
-        <w:spacing w:after="0" w:before="0"/>
-      </w:pPr>
       <w:r>
-        <w:rPr>
-          <w:b w:val="0"/>
-          <w:sz w:val="21"/>
-        </w:rPr>
-        <w:t>Solution: Inhalation injury is the greatest early threat, so the airway is assessed first; with the airway secured, aggressive fluid resuscitation is the priority in the first 24 hours to prevent hypovolemic shock.</w:t>
+        <w:t xml:space="preserve">Solution: Fluid restriction in renal failure — measured intake, prescribed limits, daily weight monitoring, and sodium restriction (reduces thirst).</w:t>
       </w:r>
     </w:p>
     <w:p>
-      <w:pPr>
-        <w:spacing w:after="0" w:before="0"/>
-      </w:pPr>
       <w:r>
-        <w:rPr>
-          <w:b w:val="0"/>
-          <w:sz w:val="20"/>
-        </w:rPr>
-        <w:t>Positive Marks: 1</w:t>
+        <w:t xml:space="preserve">Positive Marks: 1</w:t>
       </w:r>
     </w:p>
     <w:p>
-      <w:pPr>
-        <w:spacing w:after="160" w:before="0"/>
-      </w:pPr>
       <w:r>
-        <w:rPr>
-          <w:b w:val="0"/>
-          <w:sz w:val="20"/>
-        </w:rPr>
-        <w:t>Negative Marks: 0.25</w:t>
+        <w:t xml:space="preserve">Negative Marks: 0.25</w:t>
       </w:r>
     </w:p>
     <w:p>
-      <w:pPr>
-        <w:spacing w:after="20" w:before="120"/>
-      </w:pPr>
       <w:r>
-        <w:rPr>
-          <w:b/>
-          <w:sz w:val="22"/>
-        </w:rPr>
-        <w:t>Question: Heimlich maneuver is used to treat:</w:t>
+        <w:t xml:space="preserve"/>
       </w:r>
     </w:p>
     <w:p>
-      <w:pPr>
-        <w:spacing w:after="0" w:before="0"/>
-      </w:pPr>
       <w:r>
-        <w:rPr>
-          <w:b w:val="0"/>
-          <w:sz w:val="22"/>
-        </w:rPr>
-        <w:t>(a) Upper airway obstruction</w:t>
+        <w:t xml:space="preserve">Question: The nurse is preparing a patient for a bone marrow biopsy. The nurse should:</w:t>
       </w:r>
     </w:p>
     <w:p>
-      <w:pPr>
-        <w:spacing w:after="0" w:before="0"/>
-      </w:pPr>
       <w:r>
-        <w:rPr>
-          <w:b w:val="0"/>
-          <w:sz w:val="22"/>
-        </w:rPr>
-        <w:t>(b) Nasal obstruction</w:t>
+        <w:t xml:space="preserve">(a) Obtain consent, position the patient, and prepare the site</w:t>
       </w:r>
     </w:p>
     <w:p>
-      <w:pPr>
-        <w:spacing w:after="0" w:before="0"/>
-      </w:pPr>
       <w:r>
-        <w:rPr>
-          <w:b w:val="0"/>
-          <w:sz w:val="22"/>
-        </w:rPr>
-        <w:t>(c) Lower airway obstruction</w:t>
+        <w:t xml:space="preserve">(b) Skip the consent</w:t>
       </w:r>
     </w:p>
     <w:p>
-      <w:pPr>
-        <w:spacing w:after="0" w:before="0"/>
-      </w:pPr>
       <w:r>
-        <w:rPr>
-          <w:b w:val="0"/>
-          <w:sz w:val="22"/>
-        </w:rPr>
-        <w:t>(d) Tracheal obstruction</w:t>
+        <w:t xml:space="preserve">(c) Use a dirty needle</w:t>
       </w:r>
     </w:p>
     <w:p>
-      <w:pPr>
-        <w:spacing w:after="0" w:before="40"/>
-      </w:pPr>
       <w:r>
-        <w:rPr>
-          <w:b/>
-          <w:sz w:val="22"/>
-        </w:rPr>
-        <w:t>Answer: a</w:t>
+        <w:t xml:space="preserve">(d) Move the patient immediately after</w:t>
       </w:r>
     </w:p>
     <w:p>
-      <w:pPr>
-        <w:spacing w:after="0" w:before="0"/>
-      </w:pPr>
       <w:r>
-        <w:rPr>
-          <w:b w:val="0"/>
-          <w:sz w:val="21"/>
-        </w:rPr>
-        <w:t>Solution: The Heimlich manoeuvre (abdominal thrusts) is used to relieve upper airway obstruction caused by a foreign body in a conscious choking person.</w:t>
+        <w:t xml:space="preserve">Answer: a</w:t>
       </w:r>
     </w:p>
     <w:p>
-      <w:pPr>
-        <w:spacing w:after="0" w:before="0"/>
-      </w:pPr>
       <w:r>
-        <w:rPr>
-          <w:b w:val="0"/>
-          <w:sz w:val="20"/>
-        </w:rPr>
-        <w:t>Positive Marks: 1</w:t>
+        <w:t xml:space="preserve">Solution: Bone marrow biopsy — informed consent, positioning (prone/lateral for posterior iliac crest), aseptic site preparation, and pressure after the procedure.</w:t>
       </w:r>
     </w:p>
     <w:p>
-      <w:pPr>
-        <w:spacing w:after="160" w:before="0"/>
-      </w:pPr>
       <w:r>
-        <w:rPr>
-          <w:b w:val="0"/>
-          <w:sz w:val="20"/>
-        </w:rPr>
-        <w:t>Negative Marks: 0.25</w:t>
+        <w:t xml:space="preserve">Positive Marks: 1</w:t>
       </w:r>
     </w:p>
     <w:p>
-      <w:pPr>
-        <w:spacing w:after="20" w:before="120"/>
-      </w:pPr>
       <w:r>
-        <w:rPr>
-          <w:b/>
-          <w:sz w:val="22"/>
-        </w:rPr>
-        <w:t>Question: Ergometrine is commonly used in the treatment of which of the following condition:</w:t>
+        <w:t xml:space="preserve">Negative Marks: 0.25</w:t>
       </w:r>
     </w:p>
     <w:p>
-      <w:pPr>
-        <w:spacing w:after="0" w:before="0"/>
-      </w:pPr>
       <w:r>
-        <w:rPr>
-          <w:b w:val="0"/>
-          <w:sz w:val="22"/>
-        </w:rPr>
-        <w:t>(a) AV Fistula</w:t>
+        <w:t xml:space="preserve"/>
       </w:r>
     </w:p>
     <w:p>
-      <w:pPr>
-        <w:spacing w:after="0" w:before="0"/>
-      </w:pPr>
       <w:r>
-        <w:rPr>
-          <w:b w:val="0"/>
-          <w:sz w:val="22"/>
-        </w:rPr>
-        <w:t>(b) PPH</w:t>
+        <w:t xml:space="preserve">Question: A patient at 39 weeks of gestation is in the third stage of labor. The nurse should:</w:t>
       </w:r>
     </w:p>
     <w:p>
-      <w:pPr>
-        <w:spacing w:after="0" w:before="0"/>
-      </w:pPr>
       <w:r>
-        <w:rPr>
-          <w:b w:val="0"/>
-          <w:sz w:val="22"/>
-        </w:rPr>
-        <w:t>(c) APH</w:t>
+        <w:t xml:space="preserve">(a) Monitor for placental separation and blood loss</w:t>
       </w:r>
     </w:p>
     <w:p>
-      <w:pPr>
-        <w:spacing w:after="0" w:before="0"/>
-      </w:pPr>
       <w:r>
-        <w:rPr>
-          <w:b w:val="0"/>
-          <w:sz w:val="22"/>
-        </w:rPr>
-        <w:t>(d) Cervical incompetence</w:t>
+        <w:t xml:space="preserve">(b) Restrict monitoring</w:t>
       </w:r>
     </w:p>
     <w:p>
-      <w:pPr>
-        <w:spacing w:after="0" w:before="40"/>
-      </w:pPr>
       <w:r>
-        <w:rPr>
-          <w:b/>
-          <w:sz w:val="22"/>
-        </w:rPr>
-        <w:t>Answer: b</w:t>
+        <w:t xml:space="preserve">(c) Send the patient home</w:t>
       </w:r>
     </w:p>
     <w:p>
-      <w:pPr>
-        <w:spacing w:after="0" w:before="0"/>
-      </w:pPr>
       <w:r>
-        <w:rPr>
-          <w:b w:val="0"/>
-          <w:sz w:val="21"/>
-        </w:rPr>
-        <w:t>Solution: Ergometrine is useful in the management of Post-Partum Hemorrhage (PPH). Ergometrine helps to contract the uterus and control bleeding after delivery. It is also used in the prevention and treatment of uterine atony and PPH. However, it should be used with caution and under medical supervision as it can cause side effects like hypertension and seizures.</w:t>
+        <w:t xml:space="preserve">(d) Give no oxytocin</w:t>
       </w:r>
     </w:p>
     <w:p>
-      <w:pPr>
-        <w:spacing w:after="0" w:before="0"/>
-      </w:pPr>
       <w:r>
-        <w:rPr>
-          <w:b w:val="0"/>
-          <w:sz w:val="20"/>
-        </w:rPr>
-        <w:t>Positive Marks: 1</w:t>
+        <w:t xml:space="preserve">Answer: a</w:t>
       </w:r>
     </w:p>
     <w:p>
-      <w:pPr>
-        <w:spacing w:after="160" w:before="0"/>
-      </w:pPr>
       <w:r>
-        <w:rPr>
-          <w:b w:val="0"/>
-          <w:sz w:val="20"/>
-        </w:rPr>
-        <w:t>Negative Marks: 0.25</w:t>
+        <w:t xml:space="preserve">Solution: Third stage — the nurse monitors placental separation signs, blood loss, fundal tone, and administers oxytocin to prevent PPH.</w:t>
       </w:r>
     </w:p>
     <w:p>
-      <w:pPr>
-        <w:spacing w:after="20" w:before="120"/>
-      </w:pPr>
       <w:r>
-        <w:rPr>
-          <w:b/>
-          <w:sz w:val="22"/>
-        </w:rPr>
-        <w:t>Question: A child with severe dehydration is receiving IV fluids. Which finding indicates that rehydration is effective?</w:t>
+        <w:t xml:space="preserve">Positive Marks: 1</w:t>
       </w:r>
     </w:p>
     <w:p>
-      <w:pPr>
-        <w:spacing w:after="0" w:before="0"/>
-      </w:pPr>
       <w:r>
-        <w:rPr>
-          <w:b w:val="0"/>
-          <w:sz w:val="22"/>
-        </w:rPr>
-        <w:t>(a) Urine output of 2 mL/kg/hour</w:t>
+        <w:t xml:space="preserve">Negative Marks: 0.25</w:t>
       </w:r>
     </w:p>
     <w:p>
-      <w:pPr>
-        <w:spacing w:after="0" w:before="0"/>
-      </w:pPr>
       <w:r>
-        <w:rPr>
-          <w:b w:val="0"/>
-          <w:sz w:val="22"/>
-        </w:rPr>
-        <w:t>(b) Sunken eyes persist</w:t>
+        <w:t xml:space="preserve"/>
       </w:r>
     </w:p>
     <w:p>
-      <w:pPr>
-        <w:spacing w:after="0" w:before="0"/>
-      </w:pPr>
       <w:r>
-        <w:rPr>
-          <w:b w:val="0"/>
-          <w:sz w:val="22"/>
-        </w:rPr>
-        <w:t>(c) Skin turgor remains poor</w:t>
+        <w:t xml:space="preserve">Question: A 6-month-old infant with severe acute malnutrition is being stabilized. The nurse should:</w:t>
       </w:r>
     </w:p>
     <w:p>
-      <w:pPr>
-        <w:spacing w:after="0" w:before="0"/>
-      </w:pPr>
       <w:r>
-        <w:rPr>
-          <w:b w:val="0"/>
-          <w:sz w:val="22"/>
-        </w:rPr>
-        <w:t>(d) Capillary refill of 5 seconds</w:t>
+        <w:t xml:space="preserve">(a) Monitor for hypoglycemia, hypothermia, and infection</w:t>
       </w:r>
     </w:p>
     <w:p>
-      <w:pPr>
-        <w:spacing w:after="0" w:before="40"/>
-      </w:pPr>
       <w:r>
-        <w:rPr>
-          <w:b/>
-          <w:sz w:val="22"/>
-        </w:rPr>
-        <w:t>Answer: a</w:t>
+        <w:t xml:space="preserve">(b) Feed a full meal immediately</w:t>
       </w:r>
     </w:p>
     <w:p>
-      <w:pPr>
-        <w:spacing w:after="0" w:before="0"/>
-      </w:pPr>
       <w:r>
-        <w:rPr>
-          <w:b w:val="0"/>
-          <w:sz w:val="21"/>
-        </w:rPr>
-        <w:t>Solution: Adequate urine output (≥1-2 mL/kg/hr) is the most reliable indicator of restored perfusion; the other findings show continued dehydration.</w:t>
+        <w:t xml:space="preserve">(c) Give only water</w:t>
       </w:r>
     </w:p>
     <w:p>
-      <w:pPr>
-        <w:spacing w:after="0" w:before="0"/>
-      </w:pPr>
       <w:r>
-        <w:rPr>
-          <w:b w:val="0"/>
-          <w:sz w:val="20"/>
-        </w:rPr>
-        <w:t>Positive Marks: 1</w:t>
+        <w:t xml:space="preserve">(d) Discharge the infant</w:t>
       </w:r>
     </w:p>
     <w:p>
-      <w:pPr>
-        <w:spacing w:after="160" w:before="0"/>
-      </w:pPr>
       <w:r>
-        <w:rPr>
-          <w:b w:val="0"/>
-          <w:sz w:val="20"/>
-        </w:rPr>
-        <w:t>Negative Marks: 0.25</w:t>
+        <w:t xml:space="preserve">Answer: a</w:t>
       </w:r>
     </w:p>
     <w:p>
-      <w:pPr>
-        <w:spacing w:after="20" w:before="120"/>
-      </w:pPr>
       <w:r>
-        <w:rPr>
-          <w:b/>
-          <w:sz w:val="22"/>
-        </w:rPr>
-        <w:t>Question: Following are symptoms of borderline personality disorder, except?</w:t>
+        <w:t xml:space="preserve">Solution: SAM stabilization — the nurse monitors and treats hypoglycemia, hypothermia, dehydration, and infection before starting F75 feeds.</w:t>
       </w:r>
     </w:p>
     <w:p>
-      <w:pPr>
-        <w:spacing w:after="0" w:before="0"/>
-      </w:pPr>
       <w:r>
-        <w:rPr>
-          <w:b w:val="0"/>
-          <w:sz w:val="22"/>
-        </w:rPr>
-        <w:t>(a) High selfesteem</w:t>
+        <w:t xml:space="preserve">Positive Marks: 1</w:t>
       </w:r>
     </w:p>
     <w:p>
-      <w:pPr>
-        <w:spacing w:after="0" w:before="0"/>
-      </w:pPr>
       <w:r>
-        <w:rPr>
-          <w:b w:val="0"/>
-          <w:sz w:val="22"/>
-        </w:rPr>
-        <w:t>(b) Hopelessness</w:t>
+        <w:t xml:space="preserve">Negative Marks: 0.25</w:t>
       </w:r>
     </w:p>
     <w:p>
-      <w:pPr>
-        <w:spacing w:after="0" w:before="0"/>
-      </w:pPr>
       <w:r>
-        <w:rPr>
-          <w:b w:val="0"/>
-          <w:sz w:val="22"/>
-        </w:rPr>
-        <w:t>(c) Impulsivity</w:t>
+        <w:t xml:space="preserve"/>
       </w:r>
     </w:p>
     <w:p>
-      <w:pPr>
-        <w:spacing w:after="0" w:before="0"/>
-      </w:pPr>
       <w:r>
-        <w:rPr>
-          <w:b w:val="0"/>
-          <w:sz w:val="22"/>
-        </w:rPr>
-        <w:t>(d) Recurrent suicidal ideation</w:t>
+        <w:t xml:space="preserve">Question: A patient with a panic disorder is being taught about the panic attack cycle. The nurse should explain that:</w:t>
       </w:r>
     </w:p>
     <w:p>
-      <w:pPr>
-        <w:spacing w:after="0" w:before="40"/>
-      </w:pPr>
       <w:r>
-        <w:rPr>
-          <w:b/>
-          <w:sz w:val="22"/>
-        </w:rPr>
-        <w:t>Answer: a</w:t>
+        <w:t xml:space="preserve">(a) Anxiety triggers physical symptoms that worsen anxiety — CBT breaks this cycle</w:t>
       </w:r>
     </w:p>
     <w:p>
-      <w:pPr>
-        <w:spacing w:after="0" w:before="0"/>
-      </w:pPr>
       <w:r>
-        <w:rPr>
-          <w:b w:val="0"/>
-          <w:sz w:val="21"/>
-        </w:rPr>
-        <w:t>Solution: Symptoms of borderline personality disorder include impulsivity, hopelessness, and recurrent suicidal ideation (options A, C, and D). Borderline personality disorder is a mental health condition characterized by unstable emotions, impulsive behaviors, and difficulties in relationships. Individuals with borderline personality disorder often struggle with intense and rapidly changing emotions, which can contribute to impulsive actions. Feelings of hopelessness and recurrent thoughts of self-harm or suicide are common in this disorder. However, individuals with borderline personality disorder often experience low self-esteem rather than high self-esteem, making option B incorrect.</w:t>
+        <w:t xml:space="preserve">(b) Panic attacks are permanent</w:t>
       </w:r>
     </w:p>
     <w:p>
-      <w:pPr>
-        <w:spacing w:after="0" w:before="0"/>
-      </w:pPr>
       <w:r>
-        <w:rPr>
-          <w:b w:val="0"/>
-          <w:sz w:val="20"/>
-        </w:rPr>
-        <w:t>Positive Marks: 1</w:t>
+        <w:t xml:space="preserve">(c) Avoidance cures panic</w:t>
       </w:r>
     </w:p>
     <w:p>
-      <w:pPr>
-        <w:spacing w:after="160" w:before="0"/>
-      </w:pPr>
       <w:r>
-        <w:rPr>
-          <w:b w:val="0"/>
-          <w:sz w:val="20"/>
-        </w:rPr>
-        <w:t>Negative Marks: 0.25</w:t>
+        <w:t xml:space="preserve">(d) Medication alone is enough</w:t>
       </w:r>
     </w:p>
     <w:p>
-      <w:pPr>
-        <w:spacing w:after="20" w:before="120"/>
-      </w:pPr>
       <w:r>
-        <w:rPr>
-          <w:b/>
-          <w:sz w:val="22"/>
-        </w:rPr>
-        <w:t>Question: Side effect of chloramphenicol drug?</w:t>
+        <w:t xml:space="preserve">Answer: a</w:t>
       </w:r>
     </w:p>
     <w:p>
-      <w:pPr>
-        <w:spacing w:after="0" w:before="0"/>
-      </w:pPr>
       <w:r>
-        <w:rPr>
-          <w:b w:val="0"/>
-          <w:sz w:val="22"/>
-        </w:rPr>
-        <w:t>(a) Emotional liability</w:t>
+        <w:t xml:space="preserve">Solution: Panic attacks — catastrophic thoughts about physical sensations escalate anxiety; CBT (cognitive restructuring, exposure, breathing) breaks the cycle.</w:t>
       </w:r>
     </w:p>
     <w:p>
-      <w:pPr>
-        <w:spacing w:after="0" w:before="0"/>
-      </w:pPr>
       <w:r>
-        <w:rPr>
-          <w:b w:val="0"/>
-          <w:sz w:val="22"/>
-        </w:rPr>
-        <w:t>(b) Bone marrow depression</w:t>
+        <w:t xml:space="preserve">Positive Marks: 1</w:t>
       </w:r>
     </w:p>
     <w:p>
-      <w:pPr>
-        <w:spacing w:after="0" w:before="0"/>
-      </w:pPr>
       <w:r>
-        <w:rPr>
-          <w:b w:val="0"/>
-          <w:sz w:val="22"/>
-        </w:rPr>
-        <w:t>(c) Fever &amp; cough</w:t>
+        <w:t xml:space="preserve">Negative Marks: 0.25</w:t>
       </w:r>
     </w:p>
     <w:p>
-      <w:pPr>
-        <w:spacing w:after="0" w:before="0"/>
-      </w:pPr>
       <w:r>
-        <w:rPr>
-          <w:b w:val="0"/>
-          <w:sz w:val="22"/>
-        </w:rPr>
-        <w:t>(d) All of the above</w:t>
+        <w:t xml:space="preserve"/>
       </w:r>
     </w:p>
     <w:p>
-      <w:pPr>
-        <w:spacing w:after="0" w:before="40"/>
-      </w:pPr>
       <w:r>
-        <w:rPr>
-          <w:b/>
-          <w:sz w:val="22"/>
-        </w:rPr>
-        <w:t>Answer: b</w:t>
+        <w:t xml:space="preserve">Question: The "Pradhan Mantri Bhartiya Janaushadhi Kendra" provides affordable access to:</w:t>
       </w:r>
     </w:p>
     <w:p>
-      <w:pPr>
-        <w:spacing w:after="0" w:before="0"/>
-      </w:pPr>
       <w:r>
-        <w:rPr>
-          <w:b w:val="0"/>
-          <w:sz w:val="21"/>
-        </w:rPr>
-        <w:t>Solution: The side effect of the chloramphenicol drug is bone marrow depression (option B). Chloramphenicol is an antibiotic commonly used for the treatment of various bacterial infections. However, it carries a risk of suppressing bone marrow function, leading to a decrease in the production of red blood cells, white blood cells, and platelets. This can result in anemia, increased susceptibility to infections, and an increased risk of bleeding. Regular monitoring of blood counts is important during chloramphenicol therapy to detect and manage bone marrow suppression promptly.</w:t>
+        <w:t xml:space="preserve">(a) Essential medicines for all</w:t>
       </w:r>
     </w:p>
     <w:p>
-      <w:pPr>
-        <w:spacing w:after="0" w:before="0"/>
-      </w:pPr>
       <w:r>
-        <w:rPr>
-          <w:b w:val="0"/>
-          <w:sz w:val="20"/>
-        </w:rPr>
-        <w:t>Positive Marks: 1</w:t>
+        <w:t xml:space="preserve">(b) Only luxury items</w:t>
       </w:r>
     </w:p>
     <w:p>
-      <w:pPr>
-        <w:spacing w:after="160" w:before="0"/>
-      </w:pPr>
       <w:r>
-        <w:rPr>
-          <w:b w:val="0"/>
-          <w:sz w:val="20"/>
-        </w:rPr>
-        <w:t>Negative Marks: 0.25</w:t>
+        <w:t xml:space="preserve">(c) Only food</w:t>
       </w:r>
     </w:p>
     <w:p>
-      <w:pPr>
-        <w:spacing w:after="20" w:before="120"/>
-      </w:pPr>
       <w:r>
-        <w:rPr>
-          <w:b/>
-          <w:sz w:val="22"/>
-        </w:rPr>
-        <w:t>Question: The best position for doing Lumbar puncture is?</w:t>
+        <w:t xml:space="preserve">(d) Only vehicles</w:t>
       </w:r>
     </w:p>
     <w:p>
-      <w:pPr>
-        <w:spacing w:after="0" w:before="0"/>
-      </w:pPr>
       <w:r>
-        <w:rPr>
-          <w:b w:val="0"/>
-          <w:sz w:val="22"/>
-        </w:rPr>
-        <w:t>(a) Left lateral</w:t>
+        <w:t xml:space="preserve">Answer: a</w:t>
       </w:r>
     </w:p>
     <w:p>
-      <w:pPr>
-        <w:spacing w:after="0" w:before="0"/>
-      </w:pPr>
       <w:r>
-        <w:rPr>
-          <w:b w:val="0"/>
-          <w:sz w:val="22"/>
-        </w:rPr>
-        <w:t>(b) Right lateral</w:t>
+        <w:t xml:space="preserve">Solution: Jan Aushadhi Kendras make essential medicines affordable — a key step toward universal health coverage.</w:t>
       </w:r>
     </w:p>
     <w:p>
-      <w:pPr>
-        <w:spacing w:after="0" w:before="0"/>
-      </w:pPr>
       <w:r>
-        <w:rPr>
-          <w:b w:val="0"/>
-          <w:sz w:val="22"/>
-        </w:rPr>
-        <w:t>(c) Fowler's position</w:t>
+        <w:t xml:space="preserve">Positive Marks: 1</w:t>
       </w:r>
     </w:p>
     <w:p>
-      <w:pPr>
-        <w:spacing w:after="0" w:before="0"/>
-      </w:pPr>
       <w:r>
-        <w:rPr>
-          <w:b w:val="0"/>
-          <w:sz w:val="22"/>
-        </w:rPr>
-        <w:t>(d) Prone position</w:t>
+        <w:t xml:space="preserve">Negative Marks: 0.25</w:t>
       </w:r>
     </w:p>
     <w:p>
-      <w:pPr>
-        <w:spacing w:after="0" w:before="40"/>
-      </w:pPr>
       <w:r>
-        <w:rPr>
-          <w:b/>
-          <w:sz w:val="22"/>
-        </w:rPr>
-        <w:t>Answer: a</w:t>
+        <w:t xml:space="preserve"/>
       </w:r>
     </w:p>
     <w:p>
-      <w:pPr>
-        <w:spacing w:after="0" w:before="0"/>
-      </w:pPr>
       <w:r>
-        <w:rPr>
-          <w:b w:val="0"/>
-          <w:sz w:val="21"/>
-        </w:rPr>
-        <w:t>Solution: The best position for lumbar puncture is the left lateral position with the knees flexed (fetal position).</w:t>
+        <w:t xml:space="preserve">Question: The nurse is to give 1.8 g of a medication. The vial contains 600 mg/mL. The volume to give is:</w:t>
       </w:r>
     </w:p>
     <w:p>
-      <w:pPr>
-        <w:spacing w:after="0" w:before="0"/>
-      </w:pPr>
       <w:r>
-        <w:rPr>
-          <w:b w:val="0"/>
-          <w:sz w:val="20"/>
-        </w:rPr>
-        <w:t>Positive Marks: 1</w:t>
+        <w:t xml:space="preserve">(a) 2 mL</w:t>
       </w:r>
     </w:p>
     <w:p>
-      <w:pPr>
-        <w:spacing w:after="160" w:before="0"/>
-      </w:pPr>
       <w:r>
-        <w:rPr>
-          <w:b w:val="0"/>
-          <w:sz w:val="20"/>
-        </w:rPr>
-        <w:t>Negative Marks: 0.25</w:t>
+        <w:t xml:space="preserve">(b) 3 mL</w:t>
       </w:r>
     </w:p>
     <w:p>
-      <w:pPr>
-        <w:spacing w:after="20" w:before="120"/>
-      </w:pPr>
       <w:r>
-        <w:rPr>
-          <w:b/>
-          <w:sz w:val="22"/>
-        </w:rPr>
-        <w:t>Question: The nurse is caring for a client 2 hours after an ischemic stroke. Which assessment finding indicates increased intracranial pressure and needs IMMEDIATE action?</w:t>
+        <w:t xml:space="preserve">(c) 4 mL</w:t>
       </w:r>
     </w:p>
     <w:p>
-      <w:pPr>
-        <w:spacing w:after="0" w:before="0"/>
-      </w:pPr>
       <w:r>
-        <w:rPr>
-          <w:b w:val="0"/>
-          <w:sz w:val="22"/>
-        </w:rPr>
-        <w:t>(a) Pupils unequal and sluggish to react</w:t>
+        <w:t xml:space="preserve">(d) 5 mL</w:t>
       </w:r>
     </w:p>
     <w:p>
-      <w:pPr>
-        <w:spacing w:after="0" w:before="0"/>
-      </w:pPr>
       <w:r>
-        <w:rPr>
-          <w:b w:val="0"/>
-          <w:sz w:val="22"/>
-        </w:rPr>
-        <w:t>(b) Blood pressure 150/90 mm Hg</w:t>
+        <w:t xml:space="preserve">Answer: b</w:t>
       </w:r>
     </w:p>
     <w:p>
-      <w:pPr>
-        <w:spacing w:after="0" w:before="0"/>
-      </w:pPr>
       <w:r>
-        <w:rPr>
-          <w:b w:val="0"/>
-          <w:sz w:val="22"/>
-        </w:rPr>
-        <w:t>(c) Mild expressive aphasia</w:t>
+        <w:t xml:space="preserve">Solution: 1.8 g = 1,800 mg. Volume = 1,800 ÷ 600 = 3 mL.</w:t>
       </w:r>
     </w:p>
     <w:p>
-      <w:pPr>
-        <w:spacing w:after="0" w:before="0"/>
-      </w:pPr>
       <w:r>
-        <w:rPr>
-          <w:b w:val="0"/>
-          <w:sz w:val="22"/>
-        </w:rPr>
-        <w:t>(d) Right-sided hemiparesis</w:t>
+        <w:t xml:space="preserve">Positive Marks: 1</w:t>
       </w:r>
     </w:p>
     <w:p>
-      <w:pPr>
-        <w:spacing w:after="0" w:before="40"/>
-      </w:pPr>
       <w:r>
-        <w:rPr>
-          <w:b/>
-          <w:sz w:val="22"/>
-        </w:rPr>
-        <w:t>Answer: a</w:t>
+        <w:t xml:space="preserve">Negative Marks: 0.25</w:t>
       </w:r>
     </w:p>
     <w:p>
-      <w:pPr>
-        <w:spacing w:after="0" w:before="0"/>
-      </w:pPr>
       <w:r>
-        <w:rPr>
-          <w:b w:val="0"/>
-          <w:sz w:val="21"/>
-        </w:rPr>
-        <w:t>Solution: Unequal, sluggish pupils are a late and ominous sign of rising intracranial pressure (uncal herniation); the other options are expected stroke deficits.</w:t>
+        <w:t xml:space="preserve"/>
       </w:r>
     </w:p>
     <w:p>
-      <w:pPr>
-        <w:spacing w:after="0" w:before="0"/>
-      </w:pPr>
       <w:r>
-        <w:rPr>
-          <w:b w:val="0"/>
-          <w:sz w:val="20"/>
-        </w:rPr>
-        <w:t>Positive Marks: 1</w:t>
+        <w:t xml:space="preserve">Question: The nurse is caring for a patient with hypokalemia. The nurse should:</w:t>
       </w:r>
     </w:p>
     <w:p>
-      <w:pPr>
-        <w:spacing w:after="160" w:before="0"/>
-      </w:pPr>
       <w:r>
-        <w:rPr>
-          <w:b w:val="0"/>
-          <w:sz w:val="20"/>
-        </w:rPr>
-        <w:t>Negative Marks: 0.25</w:t>
+        <w:t xml:space="preserve">(a) Monitor potassium and cardiac status, and replace as ordered</w:t>
       </w:r>
     </w:p>
     <w:p>
-      <w:pPr>
-        <w:spacing w:after="20" w:before="120"/>
-      </w:pPr>
       <w:r>
-        <w:rPr>
-          <w:b/>
-          <w:sz w:val="22"/>
-        </w:rPr>
-        <w:t>Question: The pelvis shape has the poorest prognosis from vaginal delivery?</w:t>
+        <w:t xml:space="preserve">(b) Give extra potassium without monitoring</w:t>
       </w:r>
     </w:p>
     <w:p>
-      <w:pPr>
-        <w:spacing w:after="0" w:before="0"/>
-      </w:pPr>
       <w:r>
-        <w:rPr>
-          <w:b w:val="0"/>
-          <w:sz w:val="22"/>
-        </w:rPr>
-        <w:t>(a) Gynecoid</w:t>
+        <w:t xml:space="preserve">(c) Restrict potassium foods</w:t>
       </w:r>
     </w:p>
     <w:p>
-      <w:pPr>
-        <w:spacing w:after="0" w:before="0"/>
-      </w:pPr>
       <w:r>
-        <w:rPr>
-          <w:b w:val="0"/>
-          <w:sz w:val="22"/>
-        </w:rPr>
-        <w:t>(b) Platypelloid</w:t>
+        <w:t xml:space="preserve">(d) Ignore the potassium</w:t>
       </w:r>
     </w:p>
     <w:p>
-      <w:pPr>
-        <w:spacing w:after="0" w:before="0"/>
-      </w:pPr>
       <w:r>
-        <w:rPr>
-          <w:b w:val="0"/>
-          <w:sz w:val="22"/>
-        </w:rPr>
-        <w:t>(c) Android</w:t>
+        <w:t xml:space="preserve">Answer: a</w:t>
       </w:r>
     </w:p>
     <w:p>
-      <w:pPr>
-        <w:spacing w:after="0" w:before="0"/>
-      </w:pPr>
       <w:r>
-        <w:rPr>
-          <w:b w:val="0"/>
-          <w:sz w:val="22"/>
-        </w:rPr>
-        <w:t>(d) Anthropoid</w:t>
+        <w:t xml:space="preserve">Solution: Hypokalemia — monitor potassium and ECG, replace potassium (oral/IV, never IV push), and teach potassium-rich foods.</w:t>
       </w:r>
     </w:p>
     <w:p>
-      <w:pPr>
-        <w:spacing w:after="0" w:before="40"/>
-      </w:pPr>
       <w:r>
-        <w:rPr>
-          <w:b/>
-          <w:sz w:val="22"/>
-        </w:rPr>
-        <w:t>Answer: c</w:t>
+        <w:t xml:space="preserve">Positive Marks: 1</w:t>
       </w:r>
     </w:p>
     <w:p>
-      <w:pPr>
-        <w:spacing w:after="0" w:before="0"/>
-      </w:pPr>
       <w:r>
-        <w:rPr>
-          <w:b w:val="0"/>
-          <w:sz w:val="21"/>
-        </w:rPr>
-        <w:t>Solution: The android (male-type) pelvis has a narrow, heart-shaped inlet and convergent side walls, giving the poorest prognosis for vaginal delivery.</w:t>
+        <w:t xml:space="preserve">Negative Marks: 0.25</w:t>
       </w:r>
     </w:p>
     <w:p>
-      <w:pPr>
-        <w:spacing w:after="0" w:before="0"/>
-      </w:pPr>
       <w:r>
-        <w:rPr>
-          <w:b w:val="0"/>
-          <w:sz w:val="20"/>
-        </w:rPr>
-        <w:t>Positive Marks: 1</w:t>
+        <w:t xml:space="preserve"/>
       </w:r>
     </w:p>
     <w:p>
-      <w:pPr>
-        <w:spacing w:after="160" w:before="0"/>
-      </w:pPr>
       <w:r>
-        <w:rPr>
-          <w:b w:val="0"/>
-          <w:sz w:val="20"/>
-        </w:rPr>
-        <w:t>Negative Marks: 0.25</w:t>
+        <w:t xml:space="preserve">Question: The nurse is assessing a patient's level of consciousness. The patient is unresponsive to all stimuli. This is:</w:t>
+      </w:r>
+    </w:p>
+    <w:p>
+      <w:r>
+        <w:t xml:space="preserve">(a) Coma</w:t>
+      </w:r>
+    </w:p>
+    <w:p>
+      <w:r>
+        <w:t xml:space="preserve">(b) Lethargy</w:t>
+      </w:r>
+    </w:p>
+    <w:p>
+      <w:r>
+        <w:t xml:space="preserve">(c) Confusion</w:t>
+      </w:r>
+    </w:p>
+    <w:p>
+      <w:r>
+        <w:t xml:space="preserve">(d) Stupor</w:t>
+      </w:r>
+    </w:p>
+    <w:p>
+      <w:r>
+        <w:t xml:space="preserve">Answer: a</w:t>
+      </w:r>
+    </w:p>
+    <w:p>
+      <w:r>
+        <w:t xml:space="preserve">Solution: Coma — unresponsiveness to verbal, painful, and other stimuli. The nurse documents the GCS and monitors trends.</w:t>
+      </w:r>
+    </w:p>
+    <w:p>
+      <w:r>
+        <w:t xml:space="preserve">Positive Marks: 1</w:t>
+      </w:r>
+    </w:p>
+    <w:p>
+      <w:r>
+        <w:t xml:space="preserve">Negative Marks: 0.25</w:t>
+      </w:r>
+    </w:p>
+    <w:p>
+      <w:r>
+        <w:t xml:space="preserve"/>
+      </w:r>
+    </w:p>
+    <w:p>
+      <w:r>
+        <w:t xml:space="preserve">Question: A patient with a fractured humerus in a sling is being discharged. The nurse should teach the patient to:</w:t>
+      </w:r>
+    </w:p>
+    <w:p>
+      <w:r>
+        <w:t xml:space="preserve">(a) Report numbness or pallor in the hand and perform gentle exercises</w:t>
+      </w:r>
+    </w:p>
+    <w:p>
+      <w:r>
+        <w:t xml:space="preserve">(b) Remove the sling permanently</w:t>
+      </w:r>
+    </w:p>
+    <w:p>
+      <w:r>
+        <w:t xml:space="preserve">(c) Lift heavy objects</w:t>
+      </w:r>
+    </w:p>
+    <w:p>
+      <w:r>
+        <w:t xml:space="preserve">(d) Skip follow-up</w:t>
+      </w:r>
+    </w:p>
+    <w:p>
+      <w:r>
+        <w:t xml:space="preserve">Answer: a</w:t>
+      </w:r>
+    </w:p>
+    <w:p>
+      <w:r>
+        <w:t xml:space="preserve">Solution: Humerus fracture — neurovascular monitoring, sling use as advised, gentle exercises, and follow-up.</w:t>
+      </w:r>
+    </w:p>
+    <w:p>
+      <w:r>
+        <w:t xml:space="preserve">Positive Marks: 1</w:t>
+      </w:r>
+    </w:p>
+    <w:p>
+      <w:r>
+        <w:t xml:space="preserve">Negative Marks: 0.25</w:t>
       </w:r>
     </w:p>
     <w:sectPr>
       <w:pgSz w:w="12240" w:h="15840"/>
-      <w:pgMar w:top="864" w:right="1008" w:bottom="864" w:left="1008" w:header="720" w:footer="720" w:gutter="0"/>
+      <w:pgMar w:top="1440" w:right="1800" w:bottom="1440" w:left="1800" w:header="720" w:footer="720" w:gutter="0"/>
       <w:cols w:space="720"/>
       <w:docGrid w:linePitch="360"/>
     </w:sectPr>
@@ -2535,10 +1365,6 @@
     <w:name w:val="Normal"/>
     <w:qFormat/>
     <w:rsid w:val="00FC693F"/>
-    <w:rPr>
-      <w:rFonts w:ascii="Calibri" w:hAnsi="Calibri"/>
-      <w:sz w:val="22"/>
-    </w:rPr>
   </w:style>
   <w:style w:type="paragraph" w:styleId="Header">
     <w:name w:val="header"/>
